--- a/public/em-measurements/protokol.template.docx
+++ b/public/em-measurements/protokol.template.docx
@@ -1,54 +1,378 @@
 
 <file path=word/document.xml><?xml version="1.0" encoding="utf-8"?>
-<w:document xmlns:w="http://schemas.openxmlformats.org/wordprocessingml/2006/main">
+<w:document xmlns:ve="http://schemas.openxmlformats.org/markup-compatibility/2006" xmlns:o="urn:schemas-microsoft-com:office:office" xmlns:r="http://schemas.openxmlformats.org/officeDocument/2006/relationships" xmlns:m="http://schemas.openxmlformats.org/officeDocument/2006/math" xmlns:v="urn:schemas-microsoft-com:vml" xmlns:wp="http://schemas.openxmlformats.org/drawingml/2006/wordprocessingDrawing" xmlns:w10="urn:schemas-microsoft-com:office:word" xmlns:w="http://schemas.openxmlformats.org/wordprocessingml/2006/main" xmlns:wne="http://schemas.microsoft.com/office/word/2006/wordml">
   <w:body>
     <w:p>
-      <w:r>
-        <w:t xml:space="preserve">PROTOKÓŁ Z POMIARÓW OCHRONNYCH NR {{RAP_NO}}</w:t>
-      </w:r>
-    </w:p>
-    <w:p>
-      <w:r>
-        <w:t xml:space="preserve">Przyczyna pomiarów: {{MEASUREMENT_CAUSE}}</w:t>
-      </w:r>
-    </w:p>
-    <w:p>
-      <w:r>
-        <w:t xml:space="preserve">Data wykonania protokołu: {{PROTOCOL_DATE}}</w:t>
-      </w:r>
-    </w:p>
-    <w:p>
-      <w:r>
-        <w:t xml:space="preserve">Data wykonania pomiarów: {{MEASUREMENT_DATE}}</w:t>
-      </w:r>
-    </w:p>
-    <w:p>
-      <w:r>
-        <w:t xml:space="preserve">Użytkownik i miejsce: {{ADDRESS}}</w:t>
-      </w:r>
-    </w:p>
-    <w:p>
-      <w:r>
-        <w:t xml:space="preserve">Pomiarowiec: {{TECHNICIAN}} · Miernik: {{METER_MODEL}} nr {{METER_SERIAL}}</w:t>
-      </w:r>
-    </w:p>
-    <w:p>
-      <w:r>
-        <w:t xml:space="preserve">Data kolejnego pomiaru: {{NEXT_MEASUREMENT_DATE}}</w:t>
-      </w:r>
+      <w:pPr>
+        <w:pStyle w:val="Bezodstpw"/>
+        <w:jc w:val="center"/>
+        <w:rPr>
+          <w:sz w:val="36"/>
+          <w:szCs w:val="36"/>
+        </w:rPr>
+      </w:pPr>
+    </w:p>
+    <w:p>
+      <w:pPr>
+        <w:pStyle w:val="Bezodstpw"/>
+        <w:jc w:val="center"/>
+        <w:rPr>
+          <w:sz w:val="36"/>
+          <w:szCs w:val="36"/>
+        </w:rPr>
+      </w:pPr>
+    </w:p>
+    <w:p>
+      <w:pPr>
+        <w:pStyle w:val="Bezodstpw"/>
+        <w:jc w:val="center"/>
+        <w:rPr>
+          <w:sz w:val="36"/>
+          <w:szCs w:val="36"/>
+        </w:rPr>
+      </w:pPr>
+    </w:p>
+    <w:p>
+      <w:pPr>
+        <w:pStyle w:val="Bezodstpw"/>
+        <w:jc w:val="center"/>
+        <w:rPr>
+          <w:sz w:val="36"/>
+          <w:szCs w:val="36"/>
+        </w:rPr>
+      </w:pPr>
+    </w:p>
+    <w:p>
+      <w:pPr>
+        <w:pStyle w:val="Bezodstpw"/>
+        <w:jc w:val="center"/>
+        <w:rPr>
+          <w:b/>
+          <w:sz w:val="36"/>
+          <w:szCs w:val="36"/>
+        </w:rPr>
+      </w:pPr>
+      <w:r>
+        <w:rPr>
+          <w:b/>
+          <w:sz w:val="36"/>
+          <w:szCs w:val="36"/>
+        </w:rPr>
+        <w:t>PROTOKÓŁ Z POMIARTÓW OCHRONNYCH</w:t>
+      </w:r>
+    </w:p>
+    <w:p>
+      <w:pPr>
+        <w:pStyle w:val="Bezodstpw"/>
+        <w:jc w:val="center"/>
+        <w:rPr>
+          <w:b/>
+          <w:sz w:val="36"/>
+          <w:szCs w:val="36"/>
+        </w:rPr>
+      </w:pPr>
+      <w:proofErr w:type="spellStart"/>
+      <w:r>
+        <w:rPr>
+          <w:b/>
+          <w:sz w:val="36"/>
+          <w:szCs w:val="36"/>
+        </w:rPr>
+        <w:t>Nr. {{RAP_NO}}</w:t>
+      </w:r>
+      <w:proofErr w:type="spellEnd"/>
+      <w:r>
+        <w:rPr>
+          <w:b/>
+          <w:sz w:val="36"/>
+          <w:szCs w:val="36"/>
+        </w:rPr>
+        <w:t/>
+      </w:r>
+      <w:r>
+        <w:rPr>
+          <w:b/>
+          <w:sz w:val="36"/>
+          <w:szCs w:val="36"/>
+        </w:rPr>
+        <w:t/>
+      </w:r>
+      <w:r>
+        <w:rPr>
+          <w:b/>
+          <w:sz w:val="36"/>
+          <w:szCs w:val="36"/>
+        </w:rPr>
+        <w:t/>
+      </w:r>
+    </w:p>
+    <w:p>
+      <w:pPr>
+        <w:pStyle w:val="Bezodstpw"/>
+        <w:jc w:val="center"/>
+        <w:rPr>
+          <w:b/>
+          <w:sz w:val="36"/>
+          <w:szCs w:val="36"/>
+        </w:rPr>
+      </w:pPr>
+    </w:p>
+    <w:p>
+      <w:pPr>
+        <w:pStyle w:val="Bezodstpw"/>
+        <w:rPr>
+          <w:sz w:val="20"/>
+          <w:szCs w:val="20"/>
+        </w:rPr>
+      </w:pPr>
+      <w:r>
+        <w:rPr>
+          <w:sz w:val="20"/>
+          <w:szCs w:val="20"/>
+        </w:rPr>
+        <w:t>PRZYCZYNA POMIARÓW: {{MEASUREMENT_CAUSE}}                                                         DATA WYKONANIA PROTOKOŁU</w:t>
+      </w:r>
+      <w:r>
+        <w:rPr>
+          <w:sz w:val="20"/>
+          <w:szCs w:val="20"/>
+        </w:rPr>
+        <w:t xml:space="preserve"/>
+      </w:r>
+      <w:r>
+        <w:rPr>
+          <w:sz w:val="20"/>
+          <w:szCs w:val="20"/>
+        </w:rPr>
+        <w:t/>
+      </w:r>
+      <w:r>
+        <w:rPr>
+          <w:sz w:val="20"/>
+          <w:szCs w:val="20"/>
+        </w:rPr>
+        <w:t xml:space="preserve"/>
+      </w:r>
+      <w:r>
+        <w:rPr>
+          <w:sz w:val="20"/>
+          <w:szCs w:val="20"/>
+        </w:rPr>
+        <w:t xml:space="preserve"/>
+      </w:r>
+    </w:p>
+    <w:p>
+      <w:pPr>
+        <w:pStyle w:val="Bezodstpw"/>
+        <w:rPr>
+          <w:sz w:val="20"/>
+          <w:szCs w:val="20"/>
+        </w:rPr>
+      </w:pPr>
+      <w:r>
+        <w:rPr>
+          <w:sz w:val="20"/>
+          <w:szCs w:val="20"/>
+        </w:rPr>
+        <w:t>DATA WYKONANIA POMIARÓW: {{PROTOCOL_DATE}}                                                {{MEASUREMENT_DATE}}</w:t>
+      </w:r>
+      <w:r>
+        <w:rPr>
+          <w:sz w:val="20"/>
+          <w:szCs w:val="20"/>
+        </w:rPr>
+        <w:t/>
+      </w:r>
+      <w:r>
+        <w:rPr>
+          <w:sz w:val="20"/>
+          <w:szCs w:val="20"/>
+        </w:rPr>
+        <w:t/>
+      </w:r>
+      <w:r>
+        <w:rPr>
+          <w:sz w:val="20"/>
+          <w:szCs w:val="20"/>
+        </w:rPr>
+        <w:t/>
+      </w:r>
+      <w:r>
+        <w:rPr>
+          <w:sz w:val="20"/>
+          <w:szCs w:val="20"/>
+        </w:rPr>
+        <w:t xml:space="preserve"/>
+      </w:r>
+      <w:r>
+        <w:rPr>
+          <w:sz w:val="20"/>
+          <w:szCs w:val="20"/>
+        </w:rPr>
+        <w:t xml:space="preserve"/>
+      </w:r>
+      <w:r>
+        <w:rPr>
+          <w:sz w:val="20"/>
+          <w:szCs w:val="20"/>
+        </w:rPr>
+        <w:t xml:space="preserve"/>
+      </w:r>
+      <w:r>
+        <w:rPr>
+          <w:sz w:val="20"/>
+          <w:szCs w:val="20"/>
+        </w:rPr>
+        <w:tab/>
+      </w:r>
+      <w:r>
+        <w:rPr>
+          <w:sz w:val="20"/>
+          <w:szCs w:val="20"/>
+        </w:rPr>
+        <w:tab/>
+        <w:t/>
+      </w:r>
+      <w:r>
+        <w:rPr>
+          <w:sz w:val="20"/>
+          <w:szCs w:val="20"/>
+        </w:rPr>
+        <w:t/>
+      </w:r>
+      <w:r>
+        <w:rPr>
+          <w:sz w:val="20"/>
+          <w:szCs w:val="20"/>
+        </w:rPr>
+        <w:t/>
+      </w:r>
+      <w:r>
+        <w:rPr>
+          <w:sz w:val="20"/>
+          <w:szCs w:val="20"/>
+        </w:rPr>
+        <w:t/>
+      </w:r>
+      <w:r>
+        <w:rPr>
+          <w:sz w:val="20"/>
+          <w:szCs w:val="20"/>
+        </w:rPr>
+        <w:t/>
+      </w:r>
+      <w:r>
+        <w:rPr>
+          <w:sz w:val="20"/>
+          <w:szCs w:val="20"/>
+        </w:rPr>
+        <w:t/>
+      </w:r>
+    </w:p>
+    <w:p>
+      <w:pPr>
+        <w:pStyle w:val="Bezodstpw"/>
+        <w:rPr>
+          <w:sz w:val="20"/>
+          <w:szCs w:val="20"/>
+        </w:rPr>
+      </w:pPr>
+    </w:p>
+    <w:p>
+      <w:pPr>
+        <w:pStyle w:val="Bezodstpw"/>
+        <w:rPr>
+          <w:sz w:val="20"/>
+          <w:szCs w:val="20"/>
+        </w:rPr>
+      </w:pPr>
+      <w:r>
+        <w:rPr>
+          <w:sz w:val="20"/>
+          <w:szCs w:val="20"/>
+        </w:rPr>
+        <w:t xml:space="preserve">UŻYTKOWNIK I MIEJSCE POMIARU:  {{ADDRESS}}</w:t>
+      </w:r>
+      <w:r>
+        <w:rPr>
+          <w:sz w:val="20"/>
+          <w:szCs w:val="20"/>
+        </w:rPr>
+        <w:t xml:space="preserve"/>
+      </w:r>
+      <w:r>
+        <w:rPr>
+          <w:sz w:val="20"/>
+          <w:szCs w:val="20"/>
+        </w:rPr>
+        <w:t xml:space="preserve"/>
+      </w:r>
+      <w:r>
+        <w:rPr>
+          <w:sz w:val="20"/>
+          <w:szCs w:val="20"/>
+        </w:rPr>
+        <w:t/>
+      </w:r>
+    </w:p>
+    <w:p>
+      <w:pPr>
+        <w:pStyle w:val="Bezodstpw"/>
+        <w:rPr>
+          <w:sz w:val="20"/>
+          <w:szCs w:val="20"/>
+        </w:rPr>
+      </w:pPr>
     </w:p>
     <w:tbl>
       <w:tblPr>
+        <w:tblStyle w:val="Tabela-Siatka"/>
         <w:tblW w:w="0" w:type="auto"/>
+        <w:tblLook w:val="04A0"/>
       </w:tblPr>
+      <w:tblGrid>
+        <w:gridCol w:w="9212"/>
+      </w:tblGrid>
       <w:tr>
         <w:tc>
           <w:tcPr>
-            <w:tcW w:w="1200" w:type="dxa"/>
+            <w:tcW w:w="9212" w:type="dxa"/>
           </w:tcPr>
           <w:p>
+            <w:pPr>
+              <w:pStyle w:val="Bezodstpw"/>
+              <w:rPr>
+                <w:sz w:val="20"/>
+                <w:szCs w:val="20"/>
+              </w:rPr>
+            </w:pPr>
             <w:r>
-              <w:t xml:space="preserve">POMIAR</w:t>
+              <w:rPr>
+                <w:sz w:val="20"/>
+                <w:szCs w:val="20"/>
+              </w:rPr>
+              <w:t>POMIAR                                                                                   DATA KOLEJNEGO POMIARU {{NEXT_MEASUREMENT_DATE}}</w:t>
+            </w:r>
+            <w:r>
+              <w:rPr>
+                <w:sz w:val="20"/>
+                <w:szCs w:val="20"/>
+              </w:rPr>
+              <w:t/>
+            </w:r>
+            <w:r>
+              <w:rPr>
+                <w:sz w:val="20"/>
+                <w:szCs w:val="20"/>
+              </w:rPr>
+              <w:t/>
+            </w:r>
+            <w:r>
+              <w:rPr>
+                <w:sz w:val="20"/>
+                <w:szCs w:val="20"/>
+              </w:rPr>
+              <w:t/>
             </w:r>
           </w:p>
         </w:tc>
@@ -56,11 +380,54 @@
       <w:tr>
         <w:tc>
           <w:tcPr>
-            <w:tcW w:w="1200" w:type="dxa"/>
+            <w:tcW w:w="9212" w:type="dxa"/>
           </w:tcPr>
           <w:p>
+            <w:pPr>
+              <w:pStyle w:val="Bezodstpw"/>
+              <w:rPr>
+                <w:sz w:val="20"/>
+                <w:szCs w:val="20"/>
+              </w:rPr>
+            </w:pPr>
             <w:r>
-              <w:t xml:space="preserve">BADANIE REZYSTANCJI IZOLACJI OBWODÓW</w:t>
+              <w:rPr>
+                <w:sz w:val="20"/>
+                <w:szCs w:val="20"/>
+              </w:rPr>
+              <w:t>BADANIE REZYSTANCJI IZOLACJI OBWODÓW</w:t>
+            </w:r>
+          </w:p>
+          <w:p>
+            <w:pPr>
+              <w:pStyle w:val="Bezodstpw"/>
+              <w:rPr>
+                <w:sz w:val="20"/>
+                <w:szCs w:val="20"/>
+              </w:rPr>
+            </w:pPr>
+            <w:r>
+              <w:rPr>
+                <w:sz w:val="20"/>
+                <w:szCs w:val="20"/>
+              </w:rPr>
+              <w:t>BADANIE OCHRONY PRZED PORAŻENIEM PRZEZ WYŁĄCZENIE</w:t>
+            </w:r>
+          </w:p>
+          <w:p>
+            <w:pPr>
+              <w:pStyle w:val="Bezodstpw"/>
+              <w:rPr>
+                <w:sz w:val="20"/>
+                <w:szCs w:val="20"/>
+              </w:rPr>
+            </w:pPr>
+            <w:r>
+              <w:rPr>
+                <w:sz w:val="20"/>
+                <w:szCs w:val="20"/>
+              </w:rPr>
+              <w:t>BADANIE ZADZIAŁANIA WYŁ. RÓŻNICOWO-PRĄDOWYCH</w:t>
             </w:r>
           </w:p>
         </w:tc>
@@ -68,88 +435,71 @@
       <w:tr>
         <w:tc>
           <w:tcPr>
-            <w:tcW w:w="1200" w:type="dxa"/>
+            <w:tcW w:w="9212" w:type="dxa"/>
           </w:tcPr>
           <w:p>
+            <w:pPr>
+              <w:pStyle w:val="Bezodstpw"/>
+              <w:rPr>
+                <w:sz w:val="20"/>
+                <w:szCs w:val="20"/>
+              </w:rPr>
+            </w:pPr>
             <w:r>
-              <w:t xml:space="preserve">BADANIE OCHRONY PRZED PORAŻENIEM PRZEZ WYŁĄCZENIE</w:t>
+              <w:rPr>
+                <w:sz w:val="20"/>
+                <w:szCs w:val="20"/>
+              </w:rPr>
+              <w:t>ORZECZENIE</w:t>
             </w:r>
           </w:p>
-        </w:tc>
-      </w:tr>
-      <w:tr>
-        <w:tc>
-          <w:tcPr>
-            <w:tcW w:w="1200" w:type="dxa"/>
-          </w:tcPr>
           <w:p>
+            <w:pPr>
+              <w:pStyle w:val="Bezodstpw"/>
+              <w:rPr>
+                <w:b/>
+                <w:sz w:val="20"/>
+                <w:szCs w:val="20"/>
+              </w:rPr>
+            </w:pPr>
             <w:r>
-              <w:t xml:space="preserve">BADANIE PARAMETRÓW ZABEZPIECZEŃ RÓŻNICOWO-PRĄDOWYCH</w:t>
+              <w:rPr>
+                <w:b/>
+                <w:sz w:val="20"/>
+                <w:szCs w:val="20"/>
+              </w:rPr>
+              <w:t>{{VERDICT_TEXT}}</w:t>
             </w:r>
+          </w:p>
+          <w:p>
+            <w:pPr>
+              <w:pStyle w:val="Bezodstpw"/>
+              <w:rPr>
+                <w:sz w:val="20"/>
+                <w:szCs w:val="20"/>
+              </w:rPr>
+            </w:pPr>
           </w:p>
         </w:tc>
       </w:tr>
     </w:tbl>
     <w:p>
-      <w:r>
-        <w:t xml:space="preserve">ORZECZENIE: {{VERDICT_TEXT}}</w:t>
-      </w:r>
+      <w:pPr>
+        <w:pStyle w:val="Bezodstpw"/>
+        <w:rPr>
+          <w:sz w:val="20"/>
+          <w:szCs w:val="20"/>
+        </w:rPr>
+      </w:pPr>
     </w:p>
     <w:sectPr>
       <w:pgSz w:w="11906" w:h="16838"/>
+      <w:pgMar w:top="1417" w:right="1417" w:bottom="1417" w:left="1417" w:header="708" w:footer="708" w:gutter="0"/>
+      <w:cols w:space="708"/>
+      <w:docGrid w:linePitch="360"/>
     </w:sectPr>
   </w:body>
 </w:document>
-</file>
-
-<file path=word/endnotes.xml><?xml version="1.0" encoding="utf-8"?>
-<w:endnotes xmlns:ve="http://schemas.openxmlformats.org/markup-compatibility/2006" xmlns:o="urn:schemas-microsoft-com:office:office" xmlns:r="http://schemas.openxmlformats.org/officeDocument/2006/relationships" xmlns:m="http://schemas.openxmlformats.org/officeDocument/2006/math" xmlns:v="urn:schemas-microsoft-com:vml" xmlns:wp="http://schemas.openxmlformats.org/drawingml/2006/wordprocessingDrawing" xmlns:w10="urn:schemas-microsoft-com:office:word" xmlns:w="http://schemas.openxmlformats.org/wordprocessingml/2006/main" xmlns:wne="http://schemas.microsoft.com/office/word/2006/wordml">
-  <w:endnote w:type="separator" w:id="0">
-    <w:p>
-      <w:pPr>
-        <w:spacing w:after="0" w:line="240" w:lineRule="auto"/>
-      </w:pPr>
-      <w:r>
-        <w:separator/>
-      </w:r>
-    </w:p>
-  </w:endnote>
-  <w:endnote w:type="continuationSeparator" w:id="1">
-    <w:p>
-      <w:pPr>
-        <w:spacing w:after="0" w:line="240" w:lineRule="auto"/>
-      </w:pPr>
-      <w:r>
-        <w:continuationSeparator/>
-      </w:r>
-    </w:p>
-  </w:endnote>
-</w:endnotes>
-</file>
-
-<file path=word/footnotes.xml><?xml version="1.0" encoding="utf-8"?>
-<w:footnotes xmlns:ve="http://schemas.openxmlformats.org/markup-compatibility/2006" xmlns:o="urn:schemas-microsoft-com:office:office" xmlns:r="http://schemas.openxmlformats.org/officeDocument/2006/relationships" xmlns:m="http://schemas.openxmlformats.org/officeDocument/2006/math" xmlns:v="urn:schemas-microsoft-com:vml" xmlns:wp="http://schemas.openxmlformats.org/drawingml/2006/wordprocessingDrawing" xmlns:w10="urn:schemas-microsoft-com:office:word" xmlns:w="http://schemas.openxmlformats.org/wordprocessingml/2006/main" xmlns:wne="http://schemas.microsoft.com/office/word/2006/wordml">
-  <w:footnote w:type="separator" w:id="0">
-    <w:p>
-      <w:pPr>
-        <w:spacing w:after="0" w:line="240" w:lineRule="auto"/>
-      </w:pPr>
-      <w:r>
-        <w:separator/>
-      </w:r>
-    </w:p>
-  </w:footnote>
-  <w:footnote w:type="continuationSeparator" w:id="1">
-    <w:p>
-      <w:pPr>
-        <w:spacing w:after="0" w:line="240" w:lineRule="auto"/>
-      </w:pPr>
-      <w:r>
-        <w:continuationSeparator/>
-      </w:r>
-    </w:p>
-  </w:footnote>
-</w:footnotes>
 </file>
 
 <file path=word/styles.xml><?xml version="1.0" encoding="utf-8"?>
@@ -165,7 +515,7 @@
     </w:rPrDefault>
     <w:pPrDefault>
       <w:pPr>
-        <w:spacing w:after="160" w:line="259" w:lineRule="auto"/>
+        <w:spacing w:after="200" w:line="276" w:lineRule="auto"/>
       </w:pPr>
     </w:pPrDefault>
   </w:docDefaults>
@@ -195,7 +545,7 @@
     <w:lsdException w:name="Subtitle" w:semiHidden="0" w:uiPriority="11" w:unhideWhenUsed="0" w:qFormat="1"/>
     <w:lsdException w:name="Strong" w:semiHidden="0" w:uiPriority="22" w:unhideWhenUsed="0" w:qFormat="1"/>
     <w:lsdException w:name="Emphasis" w:semiHidden="0" w:uiPriority="20" w:unhideWhenUsed="0" w:qFormat="1"/>
-    <w:lsdException w:name="Table Grid" w:semiHidden="0" w:uiPriority="39" w:unhideWhenUsed="0"/>
+    <w:lsdException w:name="Table Grid" w:semiHidden="0" w:uiPriority="59" w:unhideWhenUsed="0"/>
     <w:lsdException w:name="Placeholder Text" w:unhideWhenUsed="0"/>
     <w:lsdException w:name="No Spacing" w:semiHidden="0" w:uiPriority="1" w:unhideWhenUsed="0" w:qFormat="1"/>
     <w:lsdException w:name="Light Shading" w:semiHidden="0" w:uiPriority="60" w:unhideWhenUsed="0"/>
@@ -311,7 +661,7 @@
   <w:style w:type="paragraph" w:default="1" w:styleId="Normalny">
     <w:name w:val="Normal"/>
     <w:qFormat/>
-    <w:rsid w:val="0018678F"/>
+    <w:rsid w:val="00594421"/>
   </w:style>
   <w:style w:type="character" w:default="1" w:styleId="Domylnaczcionkaakapitu">
     <w:name w:val="Default Paragraph Font"/>
@@ -341,49 +691,40 @@
     <w:semiHidden/>
     <w:unhideWhenUsed/>
   </w:style>
-  <w:style w:type="paragraph" w:styleId="Nagwek">
-    <w:name w:val="header"/>
-    <w:basedOn w:val="Normalny"/>
-    <w:link w:val="NagwekZnak"/>
-    <w:uiPriority w:val="99"/>
-    <w:unhideWhenUsed/>
-    <w:rsid w:val="00960B75"/>
+  <w:style w:type="paragraph" w:styleId="Bezodstpw">
+    <w:name w:val="No Spacing"/>
+    <w:uiPriority w:val="1"/>
+    <w:qFormat/>
+    <w:rsid w:val="00071E08"/>
     <w:pPr>
-      <w:tabs>
-        <w:tab w:val="center" w:pos="4536"/>
-        <w:tab w:val="right" w:pos="9072"/>
-      </w:tabs>
       <w:spacing w:after="0" w:line="240" w:lineRule="auto"/>
     </w:pPr>
   </w:style>
-  <w:style w:type="character" w:customStyle="1" w:styleId="NagwekZnak">
-    <w:name w:val="Nagłówek Znak"/>
-    <w:basedOn w:val="Domylnaczcionkaakapitu"/>
-    <w:link w:val="Nagwek"/>
-    <w:uiPriority w:val="99"/>
-    <w:rsid w:val="00960B75"/>
-  </w:style>
-  <w:style w:type="paragraph" w:styleId="Stopka">
-    <w:name w:val="footer"/>
-    <w:basedOn w:val="Normalny"/>
-    <w:link w:val="StopkaZnak"/>
-    <w:uiPriority w:val="99"/>
-    <w:unhideWhenUsed/>
-    <w:rsid w:val="00960B75"/>
+  <w:style w:type="table" w:styleId="Tabela-Siatka">
+    <w:name w:val="Table Grid"/>
+    <w:basedOn w:val="Standardowy"/>
+    <w:uiPriority w:val="59"/>
+    <w:rsid w:val="00DF768F"/>
     <w:pPr>
-      <w:tabs>
-        <w:tab w:val="center" w:pos="4536"/>
-        <w:tab w:val="right" w:pos="9072"/>
-      </w:tabs>
       <w:spacing w:after="0" w:line="240" w:lineRule="auto"/>
     </w:pPr>
-  </w:style>
-  <w:style w:type="character" w:customStyle="1" w:styleId="StopkaZnak">
-    <w:name w:val="Stopka Znak"/>
-    <w:basedOn w:val="Domylnaczcionkaakapitu"/>
-    <w:link w:val="Stopka"/>
-    <w:uiPriority w:val="99"/>
-    <w:rsid w:val="00960B75"/>
+    <w:tblPr>
+      <w:tblInd w:w="0" w:type="dxa"/>
+      <w:tblBorders>
+        <w:top w:val="single" w:sz="4" w:space="0" w:color="000000" w:themeColor="text1"/>
+        <w:left w:val="single" w:sz="4" w:space="0" w:color="000000" w:themeColor="text1"/>
+        <w:bottom w:val="single" w:sz="4" w:space="0" w:color="000000" w:themeColor="text1"/>
+        <w:right w:val="single" w:sz="4" w:space="0" w:color="000000" w:themeColor="text1"/>
+        <w:insideH w:val="single" w:sz="4" w:space="0" w:color="000000" w:themeColor="text1"/>
+        <w:insideV w:val="single" w:sz="4" w:space="0" w:color="000000" w:themeColor="text1"/>
+      </w:tblBorders>
+      <w:tblCellMar>
+        <w:top w:w="0" w:type="dxa"/>
+        <w:left w:w="108" w:type="dxa"/>
+        <w:bottom w:w="0" w:type="dxa"/>
+        <w:right w:w="108" w:type="dxa"/>
+      </w:tblCellMar>
+    </w:tblPr>
   </w:style>
 </w:styles>
 </file>
@@ -399,44 +740,44 @@
         <a:sysClr val="window" lastClr="FFFFFF"/>
       </a:lt1>
       <a:dk2>
-        <a:srgbClr val="44546A"/>
+        <a:srgbClr val="1F497D"/>
       </a:dk2>
       <a:lt2>
-        <a:srgbClr val="E7E6E6"/>
+        <a:srgbClr val="EEECE1"/>
       </a:lt2>
       <a:accent1>
-        <a:srgbClr val="4472C4"/>
+        <a:srgbClr val="4F81BD"/>
       </a:accent1>
       <a:accent2>
-        <a:srgbClr val="ED7D31"/>
+        <a:srgbClr val="C0504D"/>
       </a:accent2>
       <a:accent3>
-        <a:srgbClr val="A5A5A5"/>
+        <a:srgbClr val="9BBB59"/>
       </a:accent3>
       <a:accent4>
-        <a:srgbClr val="FFC000"/>
+        <a:srgbClr val="8064A2"/>
       </a:accent4>
       <a:accent5>
-        <a:srgbClr val="5B9BD5"/>
+        <a:srgbClr val="4BACC6"/>
       </a:accent5>
       <a:accent6>
-        <a:srgbClr val="70AD47"/>
+        <a:srgbClr val="F79646"/>
       </a:accent6>
       <a:hlink>
-        <a:srgbClr val="0563C1"/>
+        <a:srgbClr val="0000FF"/>
       </a:hlink>
       <a:folHlink>
-        <a:srgbClr val="954F72"/>
+        <a:srgbClr val="800080"/>
       </a:folHlink>
     </a:clrScheme>
     <a:fontScheme name="Pakiet Office">
       <a:majorFont>
-        <a:latin typeface="Calibri Light"/>
+        <a:latin typeface="Cambria"/>
         <a:ea typeface=""/>
         <a:cs typeface=""/>
-        <a:font script="Jpan" typeface="游ゴシック Light"/>
+        <a:font script="Jpan" typeface="ＭＳ ゴシック"/>
         <a:font script="Hang" typeface="맑은 고딕"/>
-        <a:font script="Hans" typeface="等线 Light"/>
+        <a:font script="Hans" typeface="宋体"/>
         <a:font script="Hant" typeface="新細明體"/>
         <a:font script="Arab" typeface="Times New Roman"/>
         <a:font script="Hebr" typeface="Times New Roman"/>
@@ -463,15 +804,14 @@
         <a:font script="Mong" typeface="Mongolian Baiti"/>
         <a:font script="Viet" typeface="Times New Roman"/>
         <a:font script="Uigh" typeface="Microsoft Uighur"/>
-        <a:font script="Geor" typeface="Sylfaen"/>
       </a:majorFont>
       <a:minorFont>
         <a:latin typeface="Calibri"/>
         <a:ea typeface=""/>
         <a:cs typeface=""/>
-        <a:font script="Jpan" typeface="游明朝"/>
+        <a:font script="Jpan" typeface="ＭＳ 明朝"/>
         <a:font script="Hang" typeface="맑은 고딕"/>
-        <a:font script="Hans" typeface="等线"/>
+        <a:font script="Hans" typeface="宋体"/>
         <a:font script="Hant" typeface="新細明體"/>
         <a:font script="Arab" typeface="Arial"/>
         <a:font script="Hebr" typeface="Arial"/>
@@ -498,7 +838,6 @@
         <a:font script="Mong" typeface="Mongolian Baiti"/>
         <a:font script="Viet" typeface="Arial"/>
         <a:font script="Uigh" typeface="Microsoft Uighur"/>
-        <a:font script="Geor" typeface="Sylfaen"/>
       </a:minorFont>
     </a:fontScheme>
     <a:fmtScheme name="Pakiet Office">
@@ -510,153 +849,165 @@
           <a:gsLst>
             <a:gs pos="0">
               <a:schemeClr val="phClr">
-                <a:lumMod val="110000"/>
-                <a:satMod val="105000"/>
-                <a:tint val="67000"/>
+                <a:tint val="50000"/>
+                <a:satMod val="300000"/>
               </a:schemeClr>
             </a:gs>
-            <a:gs pos="50000">
+            <a:gs pos="35000">
               <a:schemeClr val="phClr">
-                <a:lumMod val="105000"/>
-                <a:satMod val="103000"/>
-                <a:tint val="73000"/>
+                <a:tint val="37000"/>
+                <a:satMod val="300000"/>
               </a:schemeClr>
             </a:gs>
             <a:gs pos="100000">
               <a:schemeClr val="phClr">
-                <a:lumMod val="105000"/>
-                <a:satMod val="109000"/>
-                <a:tint val="81000"/>
+                <a:tint val="15000"/>
+                <a:satMod val="350000"/>
               </a:schemeClr>
             </a:gs>
           </a:gsLst>
-          <a:lin ang="5400000" scaled="0"/>
+          <a:lin ang="16200000" scaled="1"/>
         </a:gradFill>
         <a:gradFill rotWithShape="1">
           <a:gsLst>
             <a:gs pos="0">
               <a:schemeClr val="phClr">
-                <a:satMod val="103000"/>
-                <a:lumMod val="102000"/>
-                <a:tint val="94000"/>
+                <a:shade val="51000"/>
+                <a:satMod val="130000"/>
               </a:schemeClr>
             </a:gs>
-            <a:gs pos="50000">
+            <a:gs pos="80000">
               <a:schemeClr val="phClr">
-                <a:satMod val="110000"/>
-                <a:lumMod val="100000"/>
-                <a:shade val="100000"/>
+                <a:shade val="93000"/>
+                <a:satMod val="130000"/>
               </a:schemeClr>
             </a:gs>
             <a:gs pos="100000">
               <a:schemeClr val="phClr">
-                <a:lumMod val="99000"/>
-                <a:satMod val="120000"/>
-                <a:shade val="78000"/>
+                <a:shade val="94000"/>
+                <a:satMod val="135000"/>
               </a:schemeClr>
             </a:gs>
           </a:gsLst>
-          <a:lin ang="5400000" scaled="0"/>
+          <a:lin ang="16200000" scaled="0"/>
         </a:gradFill>
       </a:fillStyleLst>
       <a:lnStyleLst>
-        <a:ln w="6350" cap="flat" cmpd="sng" algn="ctr">
+        <a:ln w="9525" cap="flat" cmpd="sng" algn="ctr">
+          <a:solidFill>
+            <a:schemeClr val="phClr">
+              <a:shade val="95000"/>
+              <a:satMod val="105000"/>
+            </a:schemeClr>
+          </a:solidFill>
+          <a:prstDash val="solid"/>
+        </a:ln>
+        <a:ln w="25400" cap="flat" cmpd="sng" algn="ctr">
           <a:solidFill>
             <a:schemeClr val="phClr"/>
           </a:solidFill>
           <a:prstDash val="solid"/>
-          <a:miter lim="800000"/>
         </a:ln>
-        <a:ln w="12700" cap="flat" cmpd="sng" algn="ctr">
+        <a:ln w="38100" cap="flat" cmpd="sng" algn="ctr">
           <a:solidFill>
             <a:schemeClr val="phClr"/>
           </a:solidFill>
           <a:prstDash val="solid"/>
-          <a:miter lim="800000"/>
-        </a:ln>
-        <a:ln w="19050" cap="flat" cmpd="sng" algn="ctr">
-          <a:solidFill>
-            <a:schemeClr val="phClr"/>
-          </a:solidFill>
-          <a:prstDash val="solid"/>
-          <a:miter lim="800000"/>
         </a:ln>
       </a:lnStyleLst>
       <a:effectStyleLst>
         <a:effectStyle>
-          <a:effectLst/>
-        </a:effectStyle>
-        <a:effectStyle>
-          <a:effectLst/>
+          <a:effectLst>
+            <a:outerShdw blurRad="40000" dist="20000" dir="5400000" rotWithShape="0">
+              <a:srgbClr val="000000">
+                <a:alpha val="38000"/>
+              </a:srgbClr>
+            </a:outerShdw>
+          </a:effectLst>
         </a:effectStyle>
         <a:effectStyle>
           <a:effectLst>
-            <a:outerShdw blurRad="57150" dist="19050" dir="5400000" algn="ctr" rotWithShape="0">
+            <a:outerShdw blurRad="40000" dist="23000" dir="5400000" rotWithShape="0">
               <a:srgbClr val="000000">
-                <a:alpha val="63000"/>
+                <a:alpha val="35000"/>
               </a:srgbClr>
             </a:outerShdw>
           </a:effectLst>
+        </a:effectStyle>
+        <a:effectStyle>
+          <a:effectLst>
+            <a:outerShdw blurRad="40000" dist="23000" dir="5400000" rotWithShape="0">
+              <a:srgbClr val="000000">
+                <a:alpha val="35000"/>
+              </a:srgbClr>
+            </a:outerShdw>
+          </a:effectLst>
+          <a:scene3d>
+            <a:camera prst="orthographicFront">
+              <a:rot lat="0" lon="0" rev="0"/>
+            </a:camera>
+            <a:lightRig rig="threePt" dir="t">
+              <a:rot lat="0" lon="0" rev="1200000"/>
+            </a:lightRig>
+          </a:scene3d>
+          <a:sp3d>
+            <a:bevelT w="63500" h="25400"/>
+          </a:sp3d>
         </a:effectStyle>
       </a:effectStyleLst>
       <a:bgFillStyleLst>
         <a:solidFill>
           <a:schemeClr val="phClr"/>
         </a:solidFill>
-        <a:solidFill>
-          <a:schemeClr val="phClr">
-            <a:tint val="95000"/>
-            <a:satMod val="170000"/>
-          </a:schemeClr>
-        </a:solidFill>
         <a:gradFill rotWithShape="1">
           <a:gsLst>
             <a:gs pos="0">
               <a:schemeClr val="phClr">
-                <a:tint val="93000"/>
-                <a:satMod val="150000"/>
-                <a:shade val="98000"/>
-                <a:lumMod val="102000"/>
+                <a:tint val="40000"/>
+                <a:satMod val="350000"/>
               </a:schemeClr>
             </a:gs>
-            <a:gs pos="50000">
+            <a:gs pos="40000">
               <a:schemeClr val="phClr">
-                <a:tint val="98000"/>
-                <a:satMod val="130000"/>
-                <a:shade val="90000"/>
-                <a:lumMod val="103000"/>
+                <a:tint val="45000"/>
+                <a:shade val="99000"/>
+                <a:satMod val="350000"/>
               </a:schemeClr>
             </a:gs>
             <a:gs pos="100000">
               <a:schemeClr val="phClr">
-                <a:shade val="63000"/>
-                <a:satMod val="120000"/>
+                <a:shade val="20000"/>
+                <a:satMod val="255000"/>
               </a:schemeClr>
             </a:gs>
           </a:gsLst>
-          <a:lin ang="5400000" scaled="0"/>
+          <a:path path="circle">
+            <a:fillToRect l="50000" t="-80000" r="50000" b="180000"/>
+          </a:path>
+        </a:gradFill>
+        <a:gradFill rotWithShape="1">
+          <a:gsLst>
+            <a:gs pos="0">
+              <a:schemeClr val="phClr">
+                <a:tint val="80000"/>
+                <a:satMod val="300000"/>
+              </a:schemeClr>
+            </a:gs>
+            <a:gs pos="100000">
+              <a:schemeClr val="phClr">
+                <a:shade val="30000"/>
+                <a:satMod val="200000"/>
+              </a:schemeClr>
+            </a:gs>
+          </a:gsLst>
+          <a:path path="circle">
+            <a:fillToRect l="50000" t="50000" r="50000" b="50000"/>
+          </a:path>
         </a:gradFill>
       </a:bgFillStyleLst>
     </a:fmtScheme>
   </a:themeElements>
   <a:objectDefaults/>
   <a:extraClrSchemeLst/>
-  <a:extLst>
-    <a:ext uri="{05A4C25C-085E-4340-85A3-A5531E510DB2}">
-      <thm15:themeFamily xmlns="" xmlns:thm15="http://schemas.microsoft.com/office/thememl/2012/main" name="Office Theme" id="{62F939B6-93AF-4DB8-9C6B-D6C7DFDC589F}" vid="{4A3C46E8-61CC-4603-A589-7422A47A8E4A}"/>
-    </a:ext>
-  </a:extLst>
 </a:theme>
-</file>
-
-<file path=customXml/item1.xml><?xml version="1.0" encoding="utf-8"?>
-<b:Sources xmlns:b="http://schemas.openxmlformats.org/officeDocument/2006/bibliography" xmlns="http://schemas.openxmlformats.org/officeDocument/2006/bibliography" SelectedStyle="\APASixthEditionOfficeOnline.xsl" StyleName="APA" Version="6"/>
-</file>
-
-<file path=customXml/itemProps1.xml><?xml version="1.0" encoding="utf-8"?>
-<ds:datastoreItem xmlns:ds="http://schemas.openxmlformats.org/officeDocument/2006/customXml" ds:itemID="{1C9FDC32-81D6-4C0E-9CD2-944B54AD3E93}">
-  <ds:schemaRefs>
-    <ds:schemaRef ds:uri="http://schemas.openxmlformats.org/officeDocument/2006/bibliography"/>
-  </ds:schemaRefs>
-</ds:datastoreItem>
 </file>